--- a/方案修正案_修订对照表_v1.docx
+++ b/方案修正案_修订对照表_v1.docx
@@ -691,10 +691,10 @@
         </w:tblBorders>
       </w:tblPr>
       <w:tblGrid>
-        <w:gridCol w:w="873"/>
-        <w:gridCol w:w="2644"/>
-        <w:gridCol w:w="4804"/>
-        <w:gridCol w:w="3919"/>
+        <w:gridCol w:w="966"/>
+        <w:gridCol w:w="2625"/>
+        <w:gridCol w:w="4763"/>
+        <w:gridCol w:w="3887"/>
       </w:tblGrid>
       <w:tr>
         <w:trPr>
@@ -702,7 +702,7 @@
         </w:trPr>
         <w:tc>
           <w:tcPr>
-            <w:tcW w:type="dxa" w:w="873"/>
+            <w:tcW w:type="dxa" w:w="966"/>
             <w:tcBorders>
               <w:top w:val="single" w:sz="12" w:space="0" w:color="000000"/>
               <w:left w:val="nil" w:sz="4" w:space="0" w:color="000000"/>
@@ -733,7 +733,7 @@
         </w:tc>
         <w:tc>
           <w:tcPr>
-            <w:tcW w:type="dxa" w:w="2644"/>
+            <w:tcW w:type="dxa" w:w="2625"/>
             <w:tcBorders>
               <w:top w:val="single" w:sz="12" w:space="0" w:color="000000"/>
               <w:left w:val="nil" w:sz="4" w:space="0" w:color="000000"/>
@@ -764,7 +764,7 @@
         </w:tc>
         <w:tc>
           <w:tcPr>
-            <w:tcW w:type="dxa" w:w="4804"/>
+            <w:tcW w:type="dxa" w:w="4763"/>
             <w:tcBorders>
               <w:top w:val="single" w:sz="12" w:space="0" w:color="000000"/>
               <w:left w:val="nil" w:sz="4" w:space="0" w:color="000000"/>
@@ -795,7 +795,7 @@
         </w:tc>
         <w:tc>
           <w:tcPr>
-            <w:tcW w:type="dxa" w:w="3919"/>
+            <w:tcW w:type="dxa" w:w="3887"/>
             <w:tcBorders>
               <w:top w:val="single" w:sz="12" w:space="0" w:color="000000"/>
               <w:left w:val="nil" w:sz="4" w:space="0" w:color="000000"/>
@@ -828,7 +828,7 @@
       <w:tr>
         <w:tc>
           <w:tcPr>
-            <w:tcW w:type="dxa" w:w="873"/>
+            <w:tcW w:type="dxa" w:w="966"/>
             <w:tcBorders>
               <w:top w:val="nil" w:sz="4" w:space="0" w:color="000000"/>
               <w:left w:val="nil" w:sz="4" w:space="0" w:color="000000"/>
@@ -857,7 +857,7 @@
         </w:tc>
         <w:tc>
           <w:tcPr>
-            <w:tcW w:type="dxa" w:w="2644"/>
+            <w:tcW w:type="dxa" w:w="2625"/>
             <w:tcBorders>
               <w:top w:val="nil" w:sz="4" w:space="0" w:color="000000"/>
               <w:left w:val="nil" w:sz="4" w:space="0" w:color="000000"/>
@@ -886,7 +886,7 @@
         </w:tc>
         <w:tc>
           <w:tcPr>
-            <w:tcW w:type="dxa" w:w="4804"/>
+            <w:tcW w:type="dxa" w:w="4763"/>
             <w:tcBorders>
               <w:top w:val="nil" w:sz="4" w:space="0" w:color="000000"/>
               <w:left w:val="nil" w:sz="4" w:space="0" w:color="000000"/>
@@ -915,7 +915,7 @@
         </w:tc>
         <w:tc>
           <w:tcPr>
-            <w:tcW w:type="dxa" w:w="3919"/>
+            <w:tcW w:type="dxa" w:w="3887"/>
             <w:tcBorders>
               <w:top w:val="nil" w:sz="4" w:space="0" w:color="000000"/>
               <w:left w:val="nil" w:sz="4" w:space="0" w:color="000000"/>
@@ -946,7 +946,7 @@
       <w:tr>
         <w:tc>
           <w:tcPr>
-            <w:tcW w:type="dxa" w:w="873"/>
+            <w:tcW w:type="dxa" w:w="966"/>
             <w:tcBorders>
               <w:top w:val="nil" w:sz="4" w:space="0" w:color="000000"/>
               <w:left w:val="nil" w:sz="4" w:space="0" w:color="000000"/>
@@ -975,7 +975,7 @@
         </w:tc>
         <w:tc>
           <w:tcPr>
-            <w:tcW w:type="dxa" w:w="2644"/>
+            <w:tcW w:type="dxa" w:w="2625"/>
             <w:tcBorders>
               <w:top w:val="nil" w:sz="4" w:space="0" w:color="000000"/>
               <w:left w:val="nil" w:sz="4" w:space="0" w:color="000000"/>
@@ -1004,7 +1004,7 @@
         </w:tc>
         <w:tc>
           <w:tcPr>
-            <w:tcW w:type="dxa" w:w="4804"/>
+            <w:tcW w:type="dxa" w:w="4763"/>
             <w:tcBorders>
               <w:top w:val="nil" w:sz="4" w:space="0" w:color="000000"/>
               <w:left w:val="nil" w:sz="4" w:space="0" w:color="000000"/>
@@ -1033,7 +1033,7 @@
         </w:tc>
         <w:tc>
           <w:tcPr>
-            <w:tcW w:type="dxa" w:w="3919"/>
+            <w:tcW w:type="dxa" w:w="3887"/>
             <w:tcBorders>
               <w:top w:val="nil" w:sz="4" w:space="0" w:color="000000"/>
               <w:left w:val="nil" w:sz="4" w:space="0" w:color="000000"/>
@@ -1064,7 +1064,7 @@
       <w:tr>
         <w:tc>
           <w:tcPr>
-            <w:tcW w:type="dxa" w:w="873"/>
+            <w:tcW w:type="dxa" w:w="966"/>
             <w:tcBorders>
               <w:top w:val="nil" w:sz="4" w:space="0" w:color="000000"/>
               <w:left w:val="nil" w:sz="4" w:space="0" w:color="000000"/>
@@ -1093,7 +1093,7 @@
         </w:tc>
         <w:tc>
           <w:tcPr>
-            <w:tcW w:type="dxa" w:w="2644"/>
+            <w:tcW w:type="dxa" w:w="2625"/>
             <w:tcBorders>
               <w:top w:val="nil" w:sz="4" w:space="0" w:color="000000"/>
               <w:left w:val="nil" w:sz="4" w:space="0" w:color="000000"/>
@@ -1122,7 +1122,7 @@
         </w:tc>
         <w:tc>
           <w:tcPr>
-            <w:tcW w:type="dxa" w:w="4804"/>
+            <w:tcW w:type="dxa" w:w="4763"/>
             <w:tcBorders>
               <w:top w:val="nil" w:sz="4" w:space="0" w:color="000000"/>
               <w:left w:val="nil" w:sz="4" w:space="0" w:color="000000"/>
@@ -1151,7 +1151,7 @@
         </w:tc>
         <w:tc>
           <w:tcPr>
-            <w:tcW w:type="dxa" w:w="3919"/>
+            <w:tcW w:type="dxa" w:w="3887"/>
             <w:tcBorders>
               <w:top w:val="nil" w:sz="4" w:space="0" w:color="000000"/>
               <w:left w:val="nil" w:sz="4" w:space="0" w:color="000000"/>
@@ -1182,7 +1182,7 @@
       <w:tr>
         <w:tc>
           <w:tcPr>
-            <w:tcW w:type="dxa" w:w="873"/>
+            <w:tcW w:type="dxa" w:w="966"/>
             <w:tcBorders>
               <w:top w:val="nil" w:sz="4" w:space="0" w:color="000000"/>
               <w:left w:val="nil" w:sz="4" w:space="0" w:color="000000"/>
@@ -1211,7 +1211,7 @@
         </w:tc>
         <w:tc>
           <w:tcPr>
-            <w:tcW w:type="dxa" w:w="2644"/>
+            <w:tcW w:type="dxa" w:w="2625"/>
             <w:tcBorders>
               <w:top w:val="nil" w:sz="4" w:space="0" w:color="000000"/>
               <w:left w:val="nil" w:sz="4" w:space="0" w:color="000000"/>
@@ -1240,7 +1240,7 @@
         </w:tc>
         <w:tc>
           <w:tcPr>
-            <w:tcW w:type="dxa" w:w="4804"/>
+            <w:tcW w:type="dxa" w:w="4763"/>
             <w:tcBorders>
               <w:top w:val="nil" w:sz="4" w:space="0" w:color="000000"/>
               <w:left w:val="nil" w:sz="4" w:space="0" w:color="000000"/>
@@ -1269,7 +1269,7 @@
         </w:tc>
         <w:tc>
           <w:tcPr>
-            <w:tcW w:type="dxa" w:w="3919"/>
+            <w:tcW w:type="dxa" w:w="3887"/>
             <w:tcBorders>
               <w:top w:val="nil" w:sz="4" w:space="0" w:color="000000"/>
               <w:left w:val="nil" w:sz="4" w:space="0" w:color="000000"/>
@@ -1300,7 +1300,7 @@
       <w:tr>
         <w:tc>
           <w:tcPr>
-            <w:tcW w:type="dxa" w:w="873"/>
+            <w:tcW w:type="dxa" w:w="966"/>
             <w:tcBorders>
               <w:top w:val="nil" w:sz="4" w:space="0" w:color="000000"/>
               <w:left w:val="nil" w:sz="4" w:space="0" w:color="000000"/>
@@ -1329,7 +1329,7 @@
         </w:tc>
         <w:tc>
           <w:tcPr>
-            <w:tcW w:type="dxa" w:w="2644"/>
+            <w:tcW w:type="dxa" w:w="2625"/>
             <w:tcBorders>
               <w:top w:val="nil" w:sz="4" w:space="0" w:color="000000"/>
               <w:left w:val="nil" w:sz="4" w:space="0" w:color="000000"/>
@@ -1371,7 +1371,7 @@
         </w:tc>
         <w:tc>
           <w:tcPr>
-            <w:tcW w:type="dxa" w:w="4804"/>
+            <w:tcW w:type="dxa" w:w="4763"/>
             <w:tcBorders>
               <w:top w:val="nil" w:sz="4" w:space="0" w:color="000000"/>
               <w:left w:val="nil" w:sz="4" w:space="0" w:color="000000"/>
@@ -1413,7 +1413,7 @@
         </w:tc>
         <w:tc>
           <w:tcPr>
-            <w:tcW w:type="dxa" w:w="3919"/>
+            <w:tcW w:type="dxa" w:w="3887"/>
             <w:tcBorders>
               <w:top w:val="nil" w:sz="4" w:space="0" w:color="000000"/>
               <w:left w:val="nil" w:sz="4" w:space="0" w:color="000000"/>
@@ -1444,7 +1444,7 @@
       <w:tr>
         <w:tc>
           <w:tcPr>
-            <w:tcW w:type="dxa" w:w="873"/>
+            <w:tcW w:type="dxa" w:w="966"/>
             <w:tcBorders>
               <w:top w:val="nil" w:sz="4" w:space="0" w:color="000000"/>
               <w:left w:val="nil" w:sz="4" w:space="0" w:color="000000"/>
@@ -1473,7 +1473,7 @@
         </w:tc>
         <w:tc>
           <w:tcPr>
-            <w:tcW w:type="dxa" w:w="2644"/>
+            <w:tcW w:type="dxa" w:w="2625"/>
             <w:tcBorders>
               <w:top w:val="nil" w:sz="4" w:space="0" w:color="000000"/>
               <w:left w:val="nil" w:sz="4" w:space="0" w:color="000000"/>
@@ -1515,7 +1515,7 @@
         </w:tc>
         <w:tc>
           <w:tcPr>
-            <w:tcW w:type="dxa" w:w="4804"/>
+            <w:tcW w:type="dxa" w:w="4763"/>
             <w:tcBorders>
               <w:top w:val="nil" w:sz="4" w:space="0" w:color="000000"/>
               <w:left w:val="nil" w:sz="4" w:space="0" w:color="000000"/>
@@ -1544,7 +1544,7 @@
         </w:tc>
         <w:tc>
           <w:tcPr>
-            <w:tcW w:type="dxa" w:w="3919"/>
+            <w:tcW w:type="dxa" w:w="3887"/>
             <w:tcBorders>
               <w:top w:val="nil" w:sz="4" w:space="0" w:color="000000"/>
               <w:left w:val="nil" w:sz="4" w:space="0" w:color="000000"/>
@@ -1582,7 +1582,7 @@
       <w:tr>
         <w:tc>
           <w:tcPr>
-            <w:tcW w:type="dxa" w:w="873"/>
+            <w:tcW w:type="dxa" w:w="966"/>
             <w:tcBorders>
               <w:top w:val="nil" w:sz="4" w:space="0" w:color="000000"/>
               <w:left w:val="nil" w:sz="4" w:space="0" w:color="000000"/>
@@ -1611,7 +1611,7 @@
         </w:tc>
         <w:tc>
           <w:tcPr>
-            <w:tcW w:type="dxa" w:w="2644"/>
+            <w:tcW w:type="dxa" w:w="2625"/>
             <w:tcBorders>
               <w:top w:val="nil" w:sz="4" w:space="0" w:color="000000"/>
               <w:left w:val="nil" w:sz="4" w:space="0" w:color="000000"/>
@@ -1640,7 +1640,7 @@
         </w:tc>
         <w:tc>
           <w:tcPr>
-            <w:tcW w:type="dxa" w:w="4804"/>
+            <w:tcW w:type="dxa" w:w="4763"/>
             <w:tcBorders>
               <w:top w:val="nil" w:sz="4" w:space="0" w:color="000000"/>
               <w:left w:val="nil" w:sz="4" w:space="0" w:color="000000"/>
@@ -1669,7 +1669,7 @@
         </w:tc>
         <w:tc>
           <w:tcPr>
-            <w:tcW w:type="dxa" w:w="3919"/>
+            <w:tcW w:type="dxa" w:w="3887"/>
             <w:tcBorders>
               <w:top w:val="nil" w:sz="4" w:space="0" w:color="000000"/>
               <w:left w:val="nil" w:sz="4" w:space="0" w:color="000000"/>
@@ -1700,7 +1700,7 @@
       <w:tr>
         <w:tc>
           <w:tcPr>
-            <w:tcW w:type="dxa" w:w="873"/>
+            <w:tcW w:type="dxa" w:w="966"/>
             <w:tcBorders>
               <w:top w:val="nil" w:sz="4" w:space="0" w:color="000000"/>
               <w:left w:val="nil" w:sz="4" w:space="0" w:color="000000"/>
@@ -1729,7 +1729,7 @@
         </w:tc>
         <w:tc>
           <w:tcPr>
-            <w:tcW w:type="dxa" w:w="2644"/>
+            <w:tcW w:type="dxa" w:w="2625"/>
             <w:tcBorders>
               <w:top w:val="nil" w:sz="4" w:space="0" w:color="000000"/>
               <w:left w:val="nil" w:sz="4" w:space="0" w:color="000000"/>
@@ -1758,7 +1758,7 @@
         </w:tc>
         <w:tc>
           <w:tcPr>
-            <w:tcW w:type="dxa" w:w="4804"/>
+            <w:tcW w:type="dxa" w:w="4763"/>
             <w:tcBorders>
               <w:top w:val="nil" w:sz="4" w:space="0" w:color="000000"/>
               <w:left w:val="nil" w:sz="4" w:space="0" w:color="000000"/>
@@ -1787,7 +1787,7 @@
         </w:tc>
         <w:tc>
           <w:tcPr>
-            <w:tcW w:type="dxa" w:w="3919"/>
+            <w:tcW w:type="dxa" w:w="3887"/>
             <w:tcBorders>
               <w:top w:val="nil" w:sz="4" w:space="0" w:color="000000"/>
               <w:left w:val="nil" w:sz="4" w:space="0" w:color="000000"/>
@@ -1818,7 +1818,7 @@
       <w:tr>
         <w:tc>
           <w:tcPr>
-            <w:tcW w:type="dxa" w:w="873"/>
+            <w:tcW w:type="dxa" w:w="966"/>
             <w:tcBorders>
               <w:top w:val="nil" w:sz="4" w:space="0" w:color="000000"/>
               <w:left w:val="nil" w:sz="4" w:space="0" w:color="000000"/>
@@ -1847,7 +1847,7 @@
         </w:tc>
         <w:tc>
           <w:tcPr>
-            <w:tcW w:type="dxa" w:w="2644"/>
+            <w:tcW w:type="dxa" w:w="2625"/>
             <w:tcBorders>
               <w:top w:val="nil" w:sz="4" w:space="0" w:color="000000"/>
               <w:left w:val="nil" w:sz="4" w:space="0" w:color="000000"/>
@@ -1876,7 +1876,7 @@
         </w:tc>
         <w:tc>
           <w:tcPr>
-            <w:tcW w:type="dxa" w:w="4804"/>
+            <w:tcW w:type="dxa" w:w="4763"/>
             <w:tcBorders>
               <w:top w:val="nil" w:sz="4" w:space="0" w:color="000000"/>
               <w:left w:val="nil" w:sz="4" w:space="0" w:color="000000"/>
@@ -1905,7 +1905,7 @@
         </w:tc>
         <w:tc>
           <w:tcPr>
-            <w:tcW w:type="dxa" w:w="3919"/>
+            <w:tcW w:type="dxa" w:w="3887"/>
             <w:tcBorders>
               <w:top w:val="nil" w:sz="4" w:space="0" w:color="000000"/>
               <w:left w:val="nil" w:sz="4" w:space="0" w:color="000000"/>
@@ -1936,7 +1936,7 @@
       <w:tr>
         <w:tc>
           <w:tcPr>
-            <w:tcW w:type="dxa" w:w="873"/>
+            <w:tcW w:type="dxa" w:w="966"/>
             <w:tcBorders>
               <w:top w:val="nil" w:sz="4" w:space="0" w:color="000000"/>
               <w:left w:val="nil" w:sz="4" w:space="0" w:color="000000"/>
@@ -1965,7 +1965,7 @@
         </w:tc>
         <w:tc>
           <w:tcPr>
-            <w:tcW w:type="dxa" w:w="2644"/>
+            <w:tcW w:type="dxa" w:w="2625"/>
             <w:tcBorders>
               <w:top w:val="nil" w:sz="4" w:space="0" w:color="000000"/>
               <w:left w:val="nil" w:sz="4" w:space="0" w:color="000000"/>
@@ -1994,7 +1994,7 @@
         </w:tc>
         <w:tc>
           <w:tcPr>
-            <w:tcW w:type="dxa" w:w="4804"/>
+            <w:tcW w:type="dxa" w:w="4763"/>
             <w:tcBorders>
               <w:top w:val="nil" w:sz="4" w:space="0" w:color="000000"/>
               <w:left w:val="nil" w:sz="4" w:space="0" w:color="000000"/>
@@ -2023,7 +2023,7 @@
         </w:tc>
         <w:tc>
           <w:tcPr>
-            <w:tcW w:type="dxa" w:w="3919"/>
+            <w:tcW w:type="dxa" w:w="3887"/>
             <w:tcBorders>
               <w:top w:val="nil" w:sz="4" w:space="0" w:color="000000"/>
               <w:left w:val="nil" w:sz="4" w:space="0" w:color="000000"/>
@@ -2054,11 +2054,11 @@
       <w:tr>
         <w:tc>
           <w:tcPr>
-            <w:tcW w:type="dxa" w:w="873"/>
+            <w:tcW w:type="dxa" w:w="966"/>
             <w:tcBorders>
               <w:top w:val="nil" w:sz="4" w:space="0" w:color="000000"/>
               <w:left w:val="nil" w:sz="4" w:space="0" w:color="000000"/>
-              <w:bottom w:val="single" w:sz="12" w:space="0" w:color="000000"/>
+              <w:bottom w:val="nil" w:sz="4" w:space="0" w:color="000000"/>
               <w:right w:val="nil" w:sz="4" w:space="0" w:color="000000"/>
               <w:insideH w:val="nil" w:sz="4" w:space="0" w:color="000000"/>
               <w:insideV w:val="nil" w:sz="4" w:space="0" w:color="000000"/>
@@ -2083,11 +2083,11 @@
         </w:tc>
         <w:tc>
           <w:tcPr>
-            <w:tcW w:type="dxa" w:w="2644"/>
+            <w:tcW w:type="dxa" w:w="2625"/>
             <w:tcBorders>
               <w:top w:val="nil" w:sz="4" w:space="0" w:color="000000"/>
               <w:left w:val="nil" w:sz="4" w:space="0" w:color="000000"/>
-              <w:bottom w:val="single" w:sz="12" w:space="0" w:color="000000"/>
+              <w:bottom w:val="nil" w:sz="4" w:space="0" w:color="000000"/>
               <w:right w:val="nil" w:sz="4" w:space="0" w:color="000000"/>
               <w:insideH w:val="nil" w:sz="4" w:space="0" w:color="000000"/>
               <w:insideV w:val="nil" w:sz="4" w:space="0" w:color="000000"/>
@@ -2112,7 +2112,67 @@
         </w:tc>
         <w:tc>
           <w:tcPr>
-            <w:tcW w:type="dxa" w:w="4804"/>
+            <w:tcW w:type="dxa" w:w="4763"/>
+            <w:tcBorders>
+              <w:top w:val="nil" w:sz="4" w:space="0" w:color="000000"/>
+              <w:left w:val="nil" w:sz="4" w:space="0" w:color="000000"/>
+              <w:bottom w:val="nil" w:sz="4" w:space="0" w:color="000000"/>
+              <w:right w:val="nil" w:sz="4" w:space="0" w:color="000000"/>
+              <w:insideH w:val="nil" w:sz="4" w:space="0" w:color="000000"/>
+              <w:insideV w:val="nil" w:sz="4" w:space="0" w:color="000000"/>
+            </w:tcBorders>
+          </w:tcPr>
+          <w:p>
+            <w:pPr>
+              <w:spacing w:line="240" w:lineRule="auto"/>
+            </w:pPr>
+            <w:r>
+              <w:rPr>
+                <w:sz w:val="18"/>
+              </w:rPr>
+            </w:r>
+            <w:r>
+              <w:rPr>
+                <w:sz w:val="18"/>
+              </w:rPr>
+              <w:t>替换为 8 篇儿童相关文献：儿童胃十二指肠穿孔（含儿童消化性溃疡穿孔）4 篇、新生儿胃穿孔 2 篇、儿童消化道磁性异物损伤 2 篇</w:t>
+            </w:r>
+          </w:p>
+        </w:tc>
+        <w:tc>
+          <w:tcPr>
+            <w:tcW w:type="dxa" w:w="3887"/>
+            <w:tcBorders>
+              <w:top w:val="nil" w:sz="4" w:space="0" w:color="000000"/>
+              <w:left w:val="nil" w:sz="4" w:space="0" w:color="000000"/>
+              <w:bottom w:val="nil" w:sz="4" w:space="0" w:color="000000"/>
+              <w:right w:val="nil" w:sz="4" w:space="0" w:color="000000"/>
+              <w:insideH w:val="nil" w:sz="4" w:space="0" w:color="000000"/>
+              <w:insideV w:val="nil" w:sz="4" w:space="0" w:color="000000"/>
+            </w:tcBorders>
+          </w:tcPr>
+          <w:p>
+            <w:pPr>
+              <w:spacing w:line="240" w:lineRule="auto"/>
+            </w:pPr>
+            <w:r>
+              <w:rPr>
+                <w:sz w:val="18"/>
+              </w:rPr>
+            </w:r>
+            <w:r>
+              <w:rPr>
+                <w:sz w:val="18"/>
+              </w:rPr>
+              <w:t>原文献与修订后的研究主题不匹配</w:t>
+            </w:r>
+          </w:p>
+        </w:tc>
+      </w:tr>
+      <w:tr>
+        <w:tc>
+          <w:tcPr>
+            <w:tcW w:type="dxa" w:w="966"/>
             <w:tcBorders>
               <w:top w:val="nil" w:sz="4" w:space="0" w:color="000000"/>
               <w:left w:val="nil" w:sz="4" w:space="0" w:color="000000"/>
@@ -2135,13 +2195,13 @@
               <w:rPr>
                 <w:sz w:val="18"/>
               </w:rPr>
-              <w:t>替换为儿童胃十二指肠穿孔、新生儿胃穿孔、儿童消化道磁性异物损伤相关文献</w:t>
+              <w:t>12 数据来源与研究进度</w:t>
             </w:r>
           </w:p>
         </w:tc>
         <w:tc>
           <w:tcPr>
-            <w:tcW w:type="dxa" w:w="3919"/>
+            <w:tcW w:type="dxa" w:w="2625"/>
             <w:tcBorders>
               <w:top w:val="nil" w:sz="4" w:space="0" w:color="000000"/>
               <w:left w:val="nil" w:sz="4" w:space="0" w:color="000000"/>
@@ -2164,7 +2224,91 @@
               <w:rPr>
                 <w:sz w:val="18"/>
               </w:rPr>
-              <w:t>原文献与修订后的研究主题不匹配</w:t>
+              <w:t>数据来源于病案系统、手术麻醉系统</w:t>
+            </w:r>
+            <w:r>
+              <w:rPr>
+                <w:b/>
+                <w:sz w:val="18"/>
+              </w:rPr>
+              <w:t>及随访记录</w:t>
+            </w:r>
+            <w:r>
+              <w:rPr>
+                <w:sz w:val="18"/>
+              </w:rPr>
+              <w:t>；研究进度：2026 年 7–9 月完成病例检索、入组筛选及资料整理，10–12 月完成围手术期资料、</w:t>
+            </w:r>
+            <w:r>
+              <w:rPr>
+                <w:b/>
+                <w:sz w:val="18"/>
+              </w:rPr>
+              <w:t>术后恢复及随访资料</w:t>
+            </w:r>
+            <w:r>
+              <w:rPr>
+                <w:sz w:val="18"/>
+              </w:rPr>
+              <w:t>的统计分析</w:t>
+            </w:r>
+          </w:p>
+        </w:tc>
+        <w:tc>
+          <w:tcPr>
+            <w:tcW w:type="dxa" w:w="4763"/>
+            <w:tcBorders>
+              <w:top w:val="nil" w:sz="4" w:space="0" w:color="000000"/>
+              <w:left w:val="nil" w:sz="4" w:space="0" w:color="000000"/>
+              <w:bottom w:val="single" w:sz="12" w:space="0" w:color="000000"/>
+              <w:right w:val="nil" w:sz="4" w:space="0" w:color="000000"/>
+              <w:insideH w:val="nil" w:sz="4" w:space="0" w:color="000000"/>
+              <w:insideV w:val="nil" w:sz="4" w:space="0" w:color="000000"/>
+            </w:tcBorders>
+          </w:tcPr>
+          <w:p>
+            <w:pPr>
+              <w:spacing w:line="240" w:lineRule="auto"/>
+            </w:pPr>
+            <w:r>
+              <w:rPr>
+                <w:sz w:val="18"/>
+              </w:rPr>
+            </w:r>
+            <w:r>
+              <w:rPr>
+                <w:sz w:val="18"/>
+              </w:rPr>
+              <w:t>数据来源限定为病案系统及手术麻醉系统的住院期间记录，不含门诊随访资料；研究进度：7–9 月完成病例检索及住院资料的提取整理，10–12 月依据修订后的纳入排除标准完成入组筛选、病因双人独立裁定与一致性评价及统计分析</w:t>
+            </w:r>
+          </w:p>
+        </w:tc>
+        <w:tc>
+          <w:tcPr>
+            <w:tcW w:type="dxa" w:w="3887"/>
+            <w:tcBorders>
+              <w:top w:val="nil" w:sz="4" w:space="0" w:color="000000"/>
+              <w:left w:val="nil" w:sz="4" w:space="0" w:color="000000"/>
+              <w:bottom w:val="single" w:sz="12" w:space="0" w:color="000000"/>
+              <w:right w:val="nil" w:sz="4" w:space="0" w:color="000000"/>
+              <w:insideH w:val="nil" w:sz="4" w:space="0" w:color="000000"/>
+              <w:insideV w:val="nil" w:sz="4" w:space="0" w:color="000000"/>
+            </w:tcBorders>
+          </w:tcPr>
+          <w:p>
+            <w:pPr>
+              <w:spacing w:line="240" w:lineRule="auto"/>
+            </w:pPr>
+            <w:r>
+              <w:rPr>
+                <w:sz w:val="18"/>
+              </w:rPr>
+            </w:r>
+            <w:r>
+              <w:rPr>
+                <w:sz w:val="18"/>
+              </w:rPr>
+              <w:t>与删除随访终点（第 3、4 条）保持一致；入组筛选须按修订后的纳入排除标准执行，故安排在本修正案获批之后</w:t>
             </w:r>
           </w:p>
         </w:tc>
